--- a/modules/cover-letter-generator/assets/Cover_letter_template.docx
+++ b/modules/cover-letter-generator/assets/Cover_letter_template.docx
@@ -117,7 +117,7 @@
           <w:b w:val="0"/>
           <w:sz w:val="22"/>
         </w:rPr>
-        <w:t>{{SENDER_CITY}}, {{DATE_LETTER}}</w:t>
+        <w:t>{{DATE_LINE}}</w:t>
       </w:r>
     </w:p>
     <w:p>
